--- a/research/Employment_Pilot_Manuscript_2026-08-21.docx
+++ b/research/Employment_Pilot_Manuscript_2026-08-21.docx
@@ -414,10 +414,19 @@
         <w:rPr>
           <w:b/>
         </w:rPr>
-        <w:t xml:space="preserve">Every condition carries discriminating information.</w:t>
-      </w:r>
-      <w:r>
-        <w:t xml:space="preserve"> Across the 108 structured labels in that corpus, contributed by 21 raters, each of the five conditions separates the two ends of the scale. All five pass in 14 of 14 records read as Ready. Against records read as Gap, the pass rates are 15 of 75 for reconstructability, 18 of 75 for basis identification, 9 of 75 for chronological integrity, 9 of 75 for decision-process traceability, and 7 of 75 for evidentiary sufficiency, with Fisher's exact p values between 1.0e-08 and 1.5e-11. No condition is decorative, and they are not interchangeable: evidentiary sufficiency is both the most frequently unmet, at 52.9 percent not passing, and the sharpest discriminator.</w:t>
+        <w:t xml:space="preserve">The five conditions are not independent of the determination, and no discrimination claim is made from them.</w:t>
+      </w:r>
+      <w:r>
+        <w:t xml:space="preserve"> The determination is a deterministic function of the five conditions: across the corpus, no label with all five conditions passed carries a determination other than Ready, and no label with any condition unmet carries Ready. Testing whether the conditions separate Ready from Gap therefore tests a variable against a function of itself, and any association it produces is an artefact of the instrument's design rather than evidence about records. An earlier version of this manuscript reported that separation with Fisher's exact p values between 1.0e-08 and 1.5e-11. </w:t>
+      </w:r>
+      <w:r>
+        <w:rPr>
+          <w:b/>
+        </w:rPr>
+        <w:t xml:space="preserve">That analysis is withdrawn.</w:t>
+      </w:r>
+      <w:r>
+        <w:t xml:space="preserve"> What the condition-level data does support is reported instead as agreement: chance-corrected agreement on the individual conditions ranges from 0.236 to 0.413 across the five, below the 0.61 floor set in advance, so the conditions agree less well than the determination they compose. That is a limitation of the instrument at condition level and it is reported as one.</w:t>
       </w:r>
     </w:p>
     <w:p>
